--- a/construction_template/data/templates_blank/material_test.docx
+++ b/construction_template/data/templates_blank/material_test.docx
@@ -1,6 +1,6 @@
 
 <file path=word/document.xml><?xml version="1.0" encoding="utf-8"?>
-<w:document xmlns:o="urn:schemas-microsoft-com:office:office" xmlns:r="http://schemas.openxmlformats.org/officeDocument/2006/relationships" xmlns:v="urn:schemas-microsoft-com:vml" xmlns:w="http://schemas.openxmlformats.org/wordprocessingml/2006/main" xmlns:w10="urn:schemas-microsoft-com:office:word" xmlns:wp="http://schemas.openxmlformats.org/drawingml/2006/wordprocessingDrawing" xmlns:wps="http://schemas.microsoft.com/office/word/2010/wordprocessingShape" xmlns:wpg="http://schemas.microsoft.com/office/word/2010/wordprocessingGroup" xmlns:mc="http://schemas.openxmlformats.org/markup-compatibility/2006" xmlns:wp14="http://schemas.microsoft.com/office/word/2010/wordprocessingDrawing" xmlns:w14="http://schemas.microsoft.com/office/word/2010/wordml" xmlns:w15="http://schemas.microsoft.com/office/word/2012/wordml" mc:Ignorable="w14 wp14 w15">
+<w:document xmlns:mc="http://schemas.openxmlformats.org/markup-compatibility/2006" xmlns:r="http://schemas.openxmlformats.org/officeDocument/2006/relationships" xmlns:w="http://schemas.openxmlformats.org/wordprocessingml/2006/main" mc:Ignorable="w14 wp14 w15">
   <w:body>
     <w:p>
       <w:pPr>

--- a/construction_template/data/templates_blank/material_test.docx
+++ b/construction_template/data/templates_blank/material_test.docx
@@ -18,7 +18,6 @@
           <w:color w:val="000000"/>
           <w:kern w:val="2"/>
         </w:rPr>
-        <w:t>任泰技術顧問有限公司　函</w:t>
       </w:r>
     </w:p>
     <w:p>
@@ -43,70 +42,60 @@
           <w:rFonts w:eastAsia="標楷體"/>
           <w:sz w:val="20"/>
         </w:rPr>
-        <w:t>臺</w:t>
-      </w:r>
-      <w:r>
-        <w:rPr>
-          <w:rFonts w:eastAsia="標楷體"/>
-          <w:sz w:val="20"/>
-        </w:rPr>
-        <w:t>北市中</w:t>
-      </w:r>
-      <w:r>
-        <w:rPr>
-          <w:rFonts w:eastAsia="標楷體"/>
-          <w:sz w:val="20"/>
-        </w:rPr>
-        <w:t>山</w:t>
-      </w:r>
-      <w:r>
-        <w:rPr>
-          <w:rFonts w:eastAsia="標楷體"/>
-          <w:sz w:val="20"/>
-        </w:rPr>
-        <w:t>區</w:t>
-      </w:r>
-      <w:r>
-        <w:rPr>
-          <w:rFonts w:eastAsia="標楷體"/>
-          <w:sz w:val="20"/>
-        </w:rPr>
-        <w:t>林森南</w:t>
-      </w:r>
-      <w:r>
-        <w:rPr>
-          <w:rFonts w:eastAsia="標楷體"/>
-          <w:sz w:val="20"/>
-        </w:rPr>
-        <w:t>路</w:t>
-      </w:r>
-      <w:r>
-        <w:rPr>
-          <w:rFonts w:eastAsia="標楷體"/>
-          <w:sz w:val="20"/>
-        </w:rPr>
-        <w:t>356</w:t>
-      </w:r>
-      <w:r>
-        <w:rPr>
-          <w:rFonts w:eastAsia="標楷體"/>
-          <w:sz w:val="20"/>
-        </w:rPr>
-        <w:t>號</w:t>
-      </w:r>
-      <w:r>
-        <w:rPr>
-          <w:rFonts w:eastAsia="標楷體"/>
-          <w:sz w:val="20"/>
-        </w:rPr>
-        <w:t>8</w:t>
-      </w:r>
-      <w:r>
-        <w:rPr>
-          <w:rFonts w:eastAsia="標楷體"/>
-          <w:sz w:val="20"/>
-        </w:rPr>
-        <w:t>樓</w:t>
+      </w:r>
+      <w:r>
+        <w:rPr>
+          <w:rFonts w:eastAsia="標楷體"/>
+          <w:sz w:val="20"/>
+        </w:rPr>
+      </w:r>
+      <w:r>
+        <w:rPr>
+          <w:rFonts w:eastAsia="標楷體"/>
+          <w:sz w:val="20"/>
+        </w:rPr>
+      </w:r>
+      <w:r>
+        <w:rPr>
+          <w:rFonts w:eastAsia="標楷體"/>
+          <w:sz w:val="20"/>
+        </w:rPr>
+      </w:r>
+      <w:r>
+        <w:rPr>
+          <w:rFonts w:eastAsia="標楷體"/>
+          <w:sz w:val="20"/>
+        </w:rPr>
+      </w:r>
+      <w:r>
+        <w:rPr>
+          <w:rFonts w:eastAsia="標楷體"/>
+          <w:sz w:val="20"/>
+        </w:rPr>
+      </w:r>
+      <w:r>
+        <w:rPr>
+          <w:rFonts w:eastAsia="標楷體"/>
+          <w:sz w:val="20"/>
+        </w:rPr>
+      </w:r>
+      <w:r>
+        <w:rPr>
+          <w:rFonts w:eastAsia="標楷體"/>
+          <w:sz w:val="20"/>
+        </w:rPr>
+      </w:r>
+      <w:r>
+        <w:rPr>
+          <w:rFonts w:eastAsia="標楷體"/>
+          <w:sz w:val="20"/>
+        </w:rPr>
+      </w:r>
+      <w:r>
+        <w:rPr>
+          <w:rFonts w:eastAsia="標楷體"/>
+          <w:sz w:val="20"/>
+        </w:rPr>
       </w:r>
     </w:p>
     <w:p>
@@ -134,7 +123,6 @@
           <w:rFonts w:eastAsia="標楷體"/>
           <w:sz w:val="20"/>
         </w:rPr>
-        <w:t>何星運</w:t>
       </w:r>
     </w:p>
     <w:p>
@@ -162,28 +150,24 @@
           <w:rFonts w:eastAsia="標楷體"/>
           <w:sz w:val="20"/>
         </w:rPr>
-        <w:t>02-2</w:t>
-      </w:r>
-      <w:r>
-        <w:rPr>
-          <w:rFonts w:eastAsia="標楷體"/>
-          <w:sz w:val="20"/>
-        </w:rPr>
-        <w:t>5818060</w:t>
-      </w:r>
-      <w:r>
-        <w:rPr>
-          <w:rFonts w:eastAsia="標楷體"/>
-          <w:sz w:val="20"/>
-        </w:rPr>
-        <w:t>轉</w:t>
-      </w:r>
-      <w:r>
-        <w:rPr>
-          <w:rFonts w:eastAsia="標楷體"/>
-          <w:sz w:val="20"/>
-        </w:rPr>
-        <w:t>19</w:t>
+      </w:r>
+      <w:r>
+        <w:rPr>
+          <w:rFonts w:eastAsia="標楷體"/>
+          <w:sz w:val="20"/>
+        </w:rPr>
+      </w:r>
+      <w:r>
+        <w:rPr>
+          <w:rFonts w:eastAsia="標楷體"/>
+          <w:sz w:val="20"/>
+        </w:rPr>
+      </w:r>
+      <w:r>
+        <w:rPr>
+          <w:rFonts w:eastAsia="標楷體"/>
+          <w:sz w:val="20"/>
+        </w:rPr>
       </w:r>
     </w:p>
     <w:p>
@@ -211,7 +195,6 @@
           <w:rFonts w:eastAsia="標楷體"/>
           <w:sz w:val="20"/>
         </w:rPr>
-        <w:t>02-25818059</w:t>
       </w:r>
     </w:p>
     <w:p>
@@ -268,7 +251,7 @@
           <w:b/>
           <w:kern w:val="2"/>
         </w:rPr>
-        <w:t>受文者：臺北市政府工務局水利工程處</w:t>
+        <w:t>受文者：</w:t>
       </w:r>
     </w:p>
     <w:p>
@@ -283,35 +266,28 @@
       </w:pPr>
       <w:r>
         <w:rPr/>
-        <w:t>發文日期：中華民國</w:t>
-      </w:r>
-      <w:r>
-        <w:rPr/>
-        <w:t>1</w:t>
-      </w:r>
-      <w:r>
-        <w:rPr/>
-        <w:t>12</w:t>
-      </w:r>
-      <w:r>
-        <w:rPr/>
-        <w:t>年</w:t>
-      </w:r>
-      <w:r>
-        <w:rPr/>
-        <w:t>02</w:t>
-      </w:r>
-      <w:r>
-        <w:rPr/>
-        <w:t>月</w:t>
-      </w:r>
-      <w:r>
-        <w:rPr/>
-        <w:t>07</w:t>
-      </w:r>
-      <w:r>
-        <w:rPr/>
-        <w:t>日</w:t>
+        <w:t>發文日期：</w:t>
+      </w:r>
+      <w:r>
+        <w:rPr/>
+      </w:r>
+      <w:r>
+        <w:rPr/>
+      </w:r>
+      <w:r>
+        <w:rPr/>
+      </w:r>
+      <w:r>
+        <w:rPr/>
+      </w:r>
+      <w:r>
+        <w:rPr/>
+      </w:r>
+      <w:r>
+        <w:rPr/>
+      </w:r>
+      <w:r>
+        <w:rPr/>
       </w:r>
     </w:p>
     <w:p>
@@ -330,23 +306,18 @@
       </w:r>
       <w:r>
         <w:rPr/>
-        <w:t>1</w:t>
-      </w:r>
-      <w:r>
-        <w:rPr/>
-        <w:t>12</w:t>
-      </w:r>
-      <w:r>
-        <w:rPr/>
-        <w:t>任泰顧字第</w:t>
-      </w:r>
-      <w:r>
-        <w:rPr/>
-        <w:t>0207019001</w:t>
-      </w:r>
-      <w:r>
-        <w:rPr/>
-        <w:t>號</w:t>
+      </w:r>
+      <w:r>
+        <w:rPr/>
+      </w:r>
+      <w:r>
+        <w:rPr/>
+      </w:r>
+      <w:r>
+        <w:rPr/>
+      </w:r>
+      <w:r>
+        <w:rPr/>
       </w:r>
     </w:p>
     <w:p>
@@ -413,27 +384,24 @@
         <w:rPr>
           <w:sz w:val="28"/>
         </w:rPr>
-        <w:t>主旨：有關本公司承辦</w:t>
+        <w:t>主旨：</w:t>
       </w:r>
       <w:r>
         <w:rPr>
           <w:rFonts w:eastAsia="Times New Roman"/>
           <w:sz w:val="28"/>
         </w:rPr>
-        <w:t xml:space="preserve"> </w:t>
-      </w:r>
-      <w:r>
-        <w:rPr>
-          <w:sz w:val="28"/>
-        </w:rPr>
-        <w:t>貴處</w:t>
+      </w:r>
+      <w:r>
+        <w:rPr>
+          <w:sz w:val="28"/>
+        </w:rPr>
       </w:r>
       <w:r>
         <w:rPr>
           <w:sz w:val="28"/>
           <w:szCs w:val="28"/>
         </w:rPr>
-        <w:t>「</w:t>
       </w:r>
       <w:r>
         <w:rPr>
@@ -441,7 +409,6 @@
           <w:sz w:val="28"/>
           <w:szCs w:val="28"/>
         </w:rPr>
-        <w:t>11</w:t>
       </w:r>
       <w:r>
         <w:rPr>
@@ -449,7 +416,6 @@
           <w:sz w:val="28"/>
           <w:szCs w:val="28"/>
         </w:rPr>
-        <w:t>1</w:t>
       </w:r>
       <w:r>
         <w:rPr>
@@ -457,7 +423,6 @@
           <w:sz w:val="28"/>
           <w:szCs w:val="28"/>
         </w:rPr>
-        <w:t>年度</w:t>
       </w:r>
       <w:r>
         <w:rPr>
@@ -465,7 +430,6 @@
           <w:sz w:val="28"/>
           <w:szCs w:val="28"/>
         </w:rPr>
-        <w:t>西</w:t>
       </w:r>
       <w:r>
         <w:rPr>
@@ -473,21 +437,18 @@
           <w:sz w:val="28"/>
           <w:szCs w:val="28"/>
         </w:rPr>
-        <w:t>區水利建造物檢修改善及災後淤土、樹木復原及設施搶修預約維護工程</w:t>
       </w:r>
       <w:r>
         <w:rPr>
           <w:sz w:val="28"/>
           <w:szCs w:val="28"/>
         </w:rPr>
-        <w:t>」委託監造乙案，</w:t>
       </w:r>
       <w:r>
         <w:rPr>
           <w:sz w:val="28"/>
           <w:szCs w:val="28"/>
         </w:rPr>
-        <w:t>檢陳植筋拉拔試驗報告，詳如說明，請</w:t>
       </w:r>
       <w:r>
         <w:rPr>
@@ -495,14 +456,12 @@
           <w:sz w:val="28"/>
           <w:szCs w:val="28"/>
         </w:rPr>
-        <w:t xml:space="preserve"> </w:t>
       </w:r>
       <w:r>
         <w:rPr>
           <w:sz w:val="28"/>
           <w:szCs w:val="28"/>
         </w:rPr>
-        <w:t>鑒核</w:t>
       </w:r>
       <w:r>
         <w:rPr>
@@ -510,7 +469,6 @@
           <w:sz w:val="28"/>
           <w:szCs w:val="28"/>
         </w:rPr>
-        <w:t>。</w:t>
       </w:r>
     </w:p>
     <w:p>
@@ -577,7 +535,6 @@
           <w:sz w:val="28"/>
           <w:lang w:bidi="he-IL"/>
         </w:rPr>
-        <w:t>依</w:t>
       </w:r>
       <w:r>
         <w:rPr>
@@ -586,7 +543,6 @@
           <w:sz w:val="28"/>
           <w:lang w:bidi="he-IL"/>
         </w:rPr>
-        <w:t>逸峰營造有限公司</w:t>
       </w:r>
       <w:r>
         <w:rPr>
@@ -595,7 +551,6 @@
           <w:sz w:val="28"/>
           <w:lang w:bidi="he-IL"/>
         </w:rPr>
-        <w:t>112</w:t>
       </w:r>
       <w:r>
         <w:rPr>
@@ -604,7 +559,6 @@
           <w:sz w:val="28"/>
           <w:lang w:bidi="he-IL"/>
         </w:rPr>
-        <w:t>年</w:t>
       </w:r>
       <w:r>
         <w:rPr>
@@ -613,7 +567,6 @@
           <w:sz w:val="28"/>
           <w:lang w:bidi="he-IL"/>
         </w:rPr>
-        <w:t>02</w:t>
       </w:r>
       <w:r>
         <w:rPr>
@@ -622,7 +575,6 @@
           <w:sz w:val="28"/>
           <w:lang w:bidi="he-IL"/>
         </w:rPr>
-        <w:t>月</w:t>
       </w:r>
       <w:r>
         <w:rPr>
@@ -631,7 +583,6 @@
           <w:sz w:val="28"/>
           <w:lang w:bidi="he-IL"/>
         </w:rPr>
-        <w:t>06</w:t>
       </w:r>
       <w:r>
         <w:rPr>
@@ -640,7 +591,6 @@
           <w:sz w:val="28"/>
           <w:lang w:bidi="he-IL"/>
         </w:rPr>
-        <w:t>日逸峰</w:t>
       </w:r>
       <w:r>
         <w:rPr>
@@ -649,7 +599,6 @@
           <w:sz w:val="28"/>
           <w:lang w:bidi="he-IL"/>
         </w:rPr>
-        <w:t>(111</w:t>
       </w:r>
       <w:r>
         <w:rPr>
@@ -658,7 +607,6 @@
           <w:sz w:val="28"/>
           <w:lang w:bidi="he-IL"/>
         </w:rPr>
-        <w:t>西區建物</w:t>
       </w:r>
       <w:r>
         <w:rPr>
@@ -667,7 +615,6 @@
           <w:sz w:val="28"/>
           <w:lang w:bidi="he-IL"/>
         </w:rPr>
-        <w:t>)</w:t>
       </w:r>
       <w:r>
         <w:rPr>
@@ -676,7 +623,6 @@
           <w:sz w:val="28"/>
           <w:lang w:bidi="he-IL"/>
         </w:rPr>
-        <w:t>字</w:t>
       </w:r>
       <w:r>
         <w:rPr>
@@ -685,7 +631,6 @@
           <w:sz w:val="28"/>
           <w:lang w:bidi="he-IL"/>
         </w:rPr>
-        <w:t>1120206001</w:t>
       </w:r>
       <w:r>
         <w:rPr>
@@ -694,7 +639,6 @@
           <w:sz w:val="28"/>
           <w:lang w:bidi="he-IL"/>
         </w:rPr>
-        <w:t>號</w:t>
       </w:r>
       <w:r>
         <w:rPr>
@@ -703,7 +647,6 @@
           <w:sz w:val="28"/>
           <w:lang w:bidi="he-IL"/>
         </w:rPr>
-        <w:t>函辦理。</w:t>
       </w:r>
     </w:p>
     <w:p>
@@ -808,7 +751,7 @@
           <w:szCs w:val="24"/>
           <w:lang w:bidi="he-IL"/>
         </w:rPr>
-        <w:t>正本：臺北市政府工務局水利工程處</w:t>
+        <w:t>正本：</w:t>
       </w:r>
     </w:p>
     <w:p>
@@ -881,7 +824,6 @@
           <w:rFonts w:eastAsia="標楷體"/>
           <w:sz w:val="40"/>
         </w:rPr>
-        <w:t>任泰技術顧問有限公司</w:t>
       </w:r>
     </w:p>
     <w:p>

--- a/construction_template/data/templates_blank/material_test.docx
+++ b/construction_template/data/templates_blank/material_test.docx
@@ -1,6 +1,6 @@
 
 <file path=word/document.xml><?xml version="1.0" encoding="utf-8"?>
-<w:document xmlns:mc="http://schemas.openxmlformats.org/markup-compatibility/2006" xmlns:r="http://schemas.openxmlformats.org/officeDocument/2006/relationships" xmlns:w="http://schemas.openxmlformats.org/wordprocessingml/2006/main" mc:Ignorable="w14 wp14 w15">
+<w:document xmlns:o="urn:schemas-microsoft-com:office:office" xmlns:r="http://schemas.openxmlformats.org/officeDocument/2006/relationships" xmlns:v="urn:schemas-microsoft-com:vml" xmlns:w="http://schemas.openxmlformats.org/wordprocessingml/2006/main" xmlns:w10="urn:schemas-microsoft-com:office:word" xmlns:wp="http://schemas.openxmlformats.org/drawingml/2006/wordprocessingDrawing" xmlns:wps="http://schemas.microsoft.com/office/word/2010/wordprocessingShape" xmlns:wpg="http://schemas.microsoft.com/office/word/2010/wordprocessingGroup" xmlns:mc="http://schemas.openxmlformats.org/markup-compatibility/2006" xmlns:wp14="http://schemas.microsoft.com/office/word/2010/wordprocessingDrawing" xmlns:w14="http://schemas.microsoft.com/office/word/2010/wordml" xmlns:w15="http://schemas.microsoft.com/office/word/2012/wordml" mc:Ignorable="w14 wp14 w15">
   <w:body>
     <w:p>
       <w:pPr>
@@ -18,6 +18,7 @@
           <w:color w:val="000000"/>
           <w:kern w:val="2"/>
         </w:rPr>
+        <w:t/>
       </w:r>
     </w:p>
     <w:p>
@@ -42,60 +43,70 @@
           <w:rFonts w:eastAsia="標楷體"/>
           <w:sz w:val="20"/>
         </w:rPr>
-      </w:r>
-      <w:r>
-        <w:rPr>
-          <w:rFonts w:eastAsia="標楷體"/>
-          <w:sz w:val="20"/>
-        </w:rPr>
-      </w:r>
-      <w:r>
-        <w:rPr>
-          <w:rFonts w:eastAsia="標楷體"/>
-          <w:sz w:val="20"/>
-        </w:rPr>
-      </w:r>
-      <w:r>
-        <w:rPr>
-          <w:rFonts w:eastAsia="標楷體"/>
-          <w:sz w:val="20"/>
-        </w:rPr>
-      </w:r>
-      <w:r>
-        <w:rPr>
-          <w:rFonts w:eastAsia="標楷體"/>
-          <w:sz w:val="20"/>
-        </w:rPr>
-      </w:r>
-      <w:r>
-        <w:rPr>
-          <w:rFonts w:eastAsia="標楷體"/>
-          <w:sz w:val="20"/>
-        </w:rPr>
-      </w:r>
-      <w:r>
-        <w:rPr>
-          <w:rFonts w:eastAsia="標楷體"/>
-          <w:sz w:val="20"/>
-        </w:rPr>
-      </w:r>
-      <w:r>
-        <w:rPr>
-          <w:rFonts w:eastAsia="標楷體"/>
-          <w:sz w:val="20"/>
-        </w:rPr>
-      </w:r>
-      <w:r>
-        <w:rPr>
-          <w:rFonts w:eastAsia="標楷體"/>
-          <w:sz w:val="20"/>
-        </w:rPr>
-      </w:r>
-      <w:r>
-        <w:rPr>
-          <w:rFonts w:eastAsia="標楷體"/>
-          <w:sz w:val="20"/>
-        </w:rPr>
+        <w:t/>
+      </w:r>
+      <w:r>
+        <w:rPr>
+          <w:rFonts w:eastAsia="標楷體"/>
+          <w:sz w:val="20"/>
+        </w:rPr>
+        <w:t/>
+      </w:r>
+      <w:r>
+        <w:rPr>
+          <w:rFonts w:eastAsia="標楷體"/>
+          <w:sz w:val="20"/>
+        </w:rPr>
+        <w:t/>
+      </w:r>
+      <w:r>
+        <w:rPr>
+          <w:rFonts w:eastAsia="標楷體"/>
+          <w:sz w:val="20"/>
+        </w:rPr>
+        <w:t/>
+      </w:r>
+      <w:r>
+        <w:rPr>
+          <w:rFonts w:eastAsia="標楷體"/>
+          <w:sz w:val="20"/>
+        </w:rPr>
+        <w:t/>
+      </w:r>
+      <w:r>
+        <w:rPr>
+          <w:rFonts w:eastAsia="標楷體"/>
+          <w:sz w:val="20"/>
+        </w:rPr>
+        <w:t/>
+      </w:r>
+      <w:r>
+        <w:rPr>
+          <w:rFonts w:eastAsia="標楷體"/>
+          <w:sz w:val="20"/>
+        </w:rPr>
+        <w:t/>
+      </w:r>
+      <w:r>
+        <w:rPr>
+          <w:rFonts w:eastAsia="標楷體"/>
+          <w:sz w:val="20"/>
+        </w:rPr>
+        <w:t/>
+      </w:r>
+      <w:r>
+        <w:rPr>
+          <w:rFonts w:eastAsia="標楷體"/>
+          <w:sz w:val="20"/>
+        </w:rPr>
+        <w:t/>
+      </w:r>
+      <w:r>
+        <w:rPr>
+          <w:rFonts w:eastAsia="標楷體"/>
+          <w:sz w:val="20"/>
+        </w:rPr>
+        <w:t/>
       </w:r>
     </w:p>
     <w:p>
@@ -123,6 +134,7 @@
           <w:rFonts w:eastAsia="標楷體"/>
           <w:sz w:val="20"/>
         </w:rPr>
+        <w:t/>
       </w:r>
     </w:p>
     <w:p>
@@ -150,24 +162,28 @@
           <w:rFonts w:eastAsia="標楷體"/>
           <w:sz w:val="20"/>
         </w:rPr>
-      </w:r>
-      <w:r>
-        <w:rPr>
-          <w:rFonts w:eastAsia="標楷體"/>
-          <w:sz w:val="20"/>
-        </w:rPr>
-      </w:r>
-      <w:r>
-        <w:rPr>
-          <w:rFonts w:eastAsia="標楷體"/>
-          <w:sz w:val="20"/>
-        </w:rPr>
-      </w:r>
-      <w:r>
-        <w:rPr>
-          <w:rFonts w:eastAsia="標楷體"/>
-          <w:sz w:val="20"/>
-        </w:rPr>
+        <w:t/>
+      </w:r>
+      <w:r>
+        <w:rPr>
+          <w:rFonts w:eastAsia="標楷體"/>
+          <w:sz w:val="20"/>
+        </w:rPr>
+        <w:t/>
+      </w:r>
+      <w:r>
+        <w:rPr>
+          <w:rFonts w:eastAsia="標楷體"/>
+          <w:sz w:val="20"/>
+        </w:rPr>
+        <w:t/>
+      </w:r>
+      <w:r>
+        <w:rPr>
+          <w:rFonts w:eastAsia="標楷體"/>
+          <w:sz w:val="20"/>
+        </w:rPr>
+        <w:t/>
       </w:r>
     </w:p>
     <w:p>
@@ -195,6 +211,7 @@
           <w:rFonts w:eastAsia="標楷體"/>
           <w:sz w:val="20"/>
         </w:rPr>
+        <w:t/>
       </w:r>
     </w:p>
     <w:p>
@@ -270,24 +287,31 @@
       </w:r>
       <w:r>
         <w:rPr/>
-      </w:r>
-      <w:r>
-        <w:rPr/>
-      </w:r>
-      <w:r>
-        <w:rPr/>
-      </w:r>
-      <w:r>
-        <w:rPr/>
-      </w:r>
-      <w:r>
-        <w:rPr/>
-      </w:r>
-      <w:r>
-        <w:rPr/>
-      </w:r>
-      <w:r>
-        <w:rPr/>
+        <w:t/>
+      </w:r>
+      <w:r>
+        <w:rPr/>
+        <w:t/>
+      </w:r>
+      <w:r>
+        <w:rPr/>
+        <w:t/>
+      </w:r>
+      <w:r>
+        <w:rPr/>
+        <w:t/>
+      </w:r>
+      <w:r>
+        <w:rPr/>
+        <w:t/>
+      </w:r>
+      <w:r>
+        <w:rPr/>
+        <w:t/>
+      </w:r>
+      <w:r>
+        <w:rPr/>
+        <w:t/>
       </w:r>
     </w:p>
     <w:p>
@@ -306,18 +330,23 @@
       </w:r>
       <w:r>
         <w:rPr/>
-      </w:r>
-      <w:r>
-        <w:rPr/>
-      </w:r>
-      <w:r>
-        <w:rPr/>
-      </w:r>
-      <w:r>
-        <w:rPr/>
-      </w:r>
-      <w:r>
-        <w:rPr/>
+        <w:t/>
+      </w:r>
+      <w:r>
+        <w:rPr/>
+        <w:t/>
+      </w:r>
+      <w:r>
+        <w:rPr/>
+        <w:t/>
+      </w:r>
+      <w:r>
+        <w:rPr/>
+        <w:t/>
+      </w:r>
+      <w:r>
+        <w:rPr/>
+        <w:t/>
       </w:r>
     </w:p>
     <w:p>
@@ -391,17 +420,20 @@
           <w:rFonts w:eastAsia="Times New Roman"/>
           <w:sz w:val="28"/>
         </w:rPr>
-      </w:r>
-      <w:r>
-        <w:rPr>
-          <w:sz w:val="28"/>
-        </w:rPr>
+        <w:t xml:space="preserve"/>
+      </w:r>
+      <w:r>
+        <w:rPr>
+          <w:sz w:val="28"/>
+        </w:rPr>
+        <w:t/>
       </w:r>
       <w:r>
         <w:rPr>
           <w:sz w:val="28"/>
           <w:szCs w:val="28"/>
         </w:rPr>
+        <w:t/>
       </w:r>
       <w:r>
         <w:rPr>
@@ -409,6 +441,7 @@
           <w:sz w:val="28"/>
           <w:szCs w:val="28"/>
         </w:rPr>
+        <w:t/>
       </w:r>
       <w:r>
         <w:rPr>
@@ -416,6 +449,7 @@
           <w:sz w:val="28"/>
           <w:szCs w:val="28"/>
         </w:rPr>
+        <w:t/>
       </w:r>
       <w:r>
         <w:rPr>
@@ -423,6 +457,7 @@
           <w:sz w:val="28"/>
           <w:szCs w:val="28"/>
         </w:rPr>
+        <w:t/>
       </w:r>
       <w:r>
         <w:rPr>
@@ -430,6 +465,7 @@
           <w:sz w:val="28"/>
           <w:szCs w:val="28"/>
         </w:rPr>
+        <w:t/>
       </w:r>
       <w:r>
         <w:rPr>
@@ -437,18 +473,21 @@
           <w:sz w:val="28"/>
           <w:szCs w:val="28"/>
         </w:rPr>
+        <w:t/>
       </w:r>
       <w:r>
         <w:rPr>
           <w:sz w:val="28"/>
           <w:szCs w:val="28"/>
         </w:rPr>
+        <w:t/>
       </w:r>
       <w:r>
         <w:rPr>
           <w:sz w:val="28"/>
           <w:szCs w:val="28"/>
         </w:rPr>
+        <w:t/>
       </w:r>
       <w:r>
         <w:rPr>
@@ -456,12 +495,14 @@
           <w:sz w:val="28"/>
           <w:szCs w:val="28"/>
         </w:rPr>
+        <w:t xml:space="preserve"/>
       </w:r>
       <w:r>
         <w:rPr>
           <w:sz w:val="28"/>
           <w:szCs w:val="28"/>
         </w:rPr>
+        <w:t/>
       </w:r>
       <w:r>
         <w:rPr>
@@ -469,6 +510,7 @@
           <w:sz w:val="28"/>
           <w:szCs w:val="28"/>
         </w:rPr>
+        <w:t/>
       </w:r>
     </w:p>
     <w:p>
@@ -535,6 +577,7 @@
           <w:sz w:val="28"/>
           <w:lang w:bidi="he-IL"/>
         </w:rPr>
+        <w:t/>
       </w:r>
       <w:r>
         <w:rPr>
@@ -543,6 +586,7 @@
           <w:sz w:val="28"/>
           <w:lang w:bidi="he-IL"/>
         </w:rPr>
+        <w:t/>
       </w:r>
       <w:r>
         <w:rPr>
@@ -551,6 +595,7 @@
           <w:sz w:val="28"/>
           <w:lang w:bidi="he-IL"/>
         </w:rPr>
+        <w:t/>
       </w:r>
       <w:r>
         <w:rPr>
@@ -559,6 +604,7 @@
           <w:sz w:val="28"/>
           <w:lang w:bidi="he-IL"/>
         </w:rPr>
+        <w:t/>
       </w:r>
       <w:r>
         <w:rPr>
@@ -567,6 +613,7 @@
           <w:sz w:val="28"/>
           <w:lang w:bidi="he-IL"/>
         </w:rPr>
+        <w:t/>
       </w:r>
       <w:r>
         <w:rPr>
@@ -575,6 +622,7 @@
           <w:sz w:val="28"/>
           <w:lang w:bidi="he-IL"/>
         </w:rPr>
+        <w:t/>
       </w:r>
       <w:r>
         <w:rPr>
@@ -583,6 +631,7 @@
           <w:sz w:val="28"/>
           <w:lang w:bidi="he-IL"/>
         </w:rPr>
+        <w:t/>
       </w:r>
       <w:r>
         <w:rPr>
@@ -591,6 +640,7 @@
           <w:sz w:val="28"/>
           <w:lang w:bidi="he-IL"/>
         </w:rPr>
+        <w:t/>
       </w:r>
       <w:r>
         <w:rPr>
@@ -599,6 +649,7 @@
           <w:sz w:val="28"/>
           <w:lang w:bidi="he-IL"/>
         </w:rPr>
+        <w:t/>
       </w:r>
       <w:r>
         <w:rPr>
@@ -607,6 +658,7 @@
           <w:sz w:val="28"/>
           <w:lang w:bidi="he-IL"/>
         </w:rPr>
+        <w:t/>
       </w:r>
       <w:r>
         <w:rPr>
@@ -615,6 +667,7 @@
           <w:sz w:val="28"/>
           <w:lang w:bidi="he-IL"/>
         </w:rPr>
+        <w:t/>
       </w:r>
       <w:r>
         <w:rPr>
@@ -623,6 +676,7 @@
           <w:sz w:val="28"/>
           <w:lang w:bidi="he-IL"/>
         </w:rPr>
+        <w:t/>
       </w:r>
       <w:r>
         <w:rPr>
@@ -631,6 +685,7 @@
           <w:sz w:val="28"/>
           <w:lang w:bidi="he-IL"/>
         </w:rPr>
+        <w:t/>
       </w:r>
       <w:r>
         <w:rPr>
@@ -639,6 +694,7 @@
           <w:sz w:val="28"/>
           <w:lang w:bidi="he-IL"/>
         </w:rPr>
+        <w:t/>
       </w:r>
       <w:r>
         <w:rPr>
@@ -647,6 +703,7 @@
           <w:sz w:val="28"/>
           <w:lang w:bidi="he-IL"/>
         </w:rPr>
+        <w:t/>
       </w:r>
     </w:p>
     <w:p>
@@ -824,6 +881,7 @@
           <w:rFonts w:eastAsia="標楷體"/>
           <w:sz w:val="40"/>
         </w:rPr>
+        <w:t/>
       </w:r>
     </w:p>
     <w:p>

--- a/construction_template/data/templates_blank/material_test.docx
+++ b/construction_template/data/templates_blank/material_test.docx
@@ -420,7 +420,7 @@
           <w:rFonts w:eastAsia="Times New Roman"/>
           <w:sz w:val="28"/>
         </w:rPr>
-        <w:t xml:space="preserve"/>
+        <w:t/>
       </w:r>
       <w:r>
         <w:rPr>
@@ -495,7 +495,7 @@
           <w:sz w:val="28"/>
           <w:szCs w:val="28"/>
         </w:rPr>
-        <w:t xml:space="preserve"/>
+        <w:t/>
       </w:r>
       <w:r>
         <w:rPr>

--- a/construction_template/data/templates_blank/material_test.docx
+++ b/construction_template/data/templates_blank/material_test.docx
@@ -1403,7 +1403,7 @@
   <w:docDefaults>
     <w:rPrDefault>
       <w:rPr>
-        <w:rFonts w:ascii="Liberation Serif" w:hAnsi="Liberation Serif" w:eastAsia="WenQuanYi Zen Hei" w:cs="FreeSans"/>
+        <w:rFonts w:ascii="標楷體" w:hAnsi="標楷體" w:eastAsia="標楷體" w:cs="FreeSans"/>
         <w:sz w:val="24"/>
         <w:szCs w:val="24"/>
         <w:lang w:val="en-US" w:eastAsia="zh-CN" w:bidi="hi-IN"/>
@@ -1603,7 +1603,7 @@
       <w:spacing w:before="240" w:after="120"/>
     </w:pPr>
     <w:rPr>
-      <w:rFonts w:ascii="Liberation Sans" w:hAnsi="Liberation Sans" w:eastAsia="WenQuanYi Zen Hei" w:cs="FreeSans"/>
+      <w:rFonts w:ascii="標楷體" w:hAnsi="標楷體" w:eastAsia="標楷體" w:cs="FreeSans"/>
       <w:sz w:val="28"/>
       <w:szCs w:val="28"/>
     </w:rPr>

--- a/construction_template/data/templates_blank/material_test.docx
+++ b/construction_template/data/templates_blank/material_test.docx
@@ -734,25 +734,7 @@
           <w:sz w:val="28"/>
           <w:lang w:val="en-US" w:eastAsia="en-US" w:bidi="he-IL"/>
         </w:rPr>
-        <w:t>檢附植筋拉拔測試報告一份，報告編號：</w:t>
-      </w:r>
-      <w:r>
-        <w:rPr>
-          <w:rFonts w:eastAsia="標楷體" w:cs="標楷體" w:ascii="標楷體" w:hAnsi="標楷體"/>
-          <w:kern w:val="0"/>
-          <w:sz w:val="28"/>
-          <w:lang w:val="en-US" w:eastAsia="en-US" w:bidi="he-IL"/>
-        </w:rPr>
-        <w:t>22RT153</w:t>
-      </w:r>
-      <w:r>
-        <w:rPr>
-          <w:rFonts w:ascii="標楷體" w:hAnsi="標楷體" w:cs="標楷體" w:eastAsia="標楷體"/>
-          <w:kern w:val="0"/>
-          <w:sz w:val="28"/>
-          <w:lang w:val="en-US" w:eastAsia="en-US" w:bidi="he-IL"/>
-        </w:rPr>
-        <w:t>。</w:t>
+        <w:t>檢附{{ testName }}測試報告一份，報告編號：{{ reportNo }}。</w:t>
       </w:r>
     </w:p>
     <w:p>
@@ -783,7 +765,7 @@
           <w:sz w:val="28"/>
           <w:lang w:val="en-US" w:eastAsia="en-US" w:bidi="he-IL"/>
         </w:rPr>
-        <w:t>其植筋拉拔試驗報告經本公司審核尚符契約規定，謹請 貴處同意備查。</w:t>
+        <w:t>其{{ testName }}試驗報告經本公司審核尚符契約規定，謹請 貴處同意備查。</w:t>
       </w:r>
     </w:p>
     <w:p>
